--- a/livraison/OpenNAT, pollution et biodiversité grise.docx
+++ b/livraison/OpenNAT, pollution et biodiversité grise.docx
@@ -725,7 +725,7 @@
                 <w:rFonts w:ascii="Calibri" w:hAnsi="Calibri"/>
                 <w:sz w:val="20"/>
               </w:rPr>
-              <w:t>Passage du dépassement cumulé en kg SO2 éq. par la composition du flux acide (facteurs EF de 1,31, 0,74 et 3,02 mol H+ éq. par kg de SO2, NOx et NH3, couramment cités, à vérifier sur le tableur du JRC ; facteurs ReCiPe de 1, 0,36 et 1,96 kg SO2 éq.), puis ReCiPe : 2,12 × 10⁻⁷ espèce·an par kg SO2 éq., divisé par la densité d'espèces terrestres de 1,48 × 10⁻⁸ par m²</w:t>
+              <w:t>Passage du dépassement cumulé en kg SO2 éq. par la composition du flux acide (facteurs EF de 1,31, 0,74 et 3,02 mol H+ éq. par kg de SO2, NOx et NH3, méthode EF d'acidification par dépassement cumulé (Seppälä et al. 2006, Posch et al. 2008), jeu de données ÖKOBAU.DAT 01.03.010, émissions dans l'air ; facteurs ReCiPe de 1, 0,36 et 1,96 kg SO2 éq.), puis ReCiPe : 2,12 × 10⁻⁷ espèce·an par kg SO2 éq., divisé par la densité d'espèces terrestres de 1,48 × 10⁻⁸ par m²</w:t>
             </w:r>
           </w:p>
         </w:tc>
@@ -939,7 +939,7 @@
           <w:rFonts w:ascii="Calibri" w:hAnsi="Calibri"/>
           <w:sz w:val="20"/>
         </w:rPr>
-        <w:t>Trois réserves. Le pont 106 dépend de facteurs EF non relus sur leur source, mais il bouge peu avec la composition du flux (de 7,0 à 10,9). Le pont 107 couvre un facteur dix, selon qu'on suit ReCiPe ou IMPACT World+. Le pont 116 applique la conversion d'IMPACT World+ à des CTUe calculés selon la variante EF d'USEtox, qui ne fixe pas les facteurs d'effet sur la même base. Il donne donc un ordre de grandeur, pas une valeur.</w:t>
+        <w:t>Deux réserves, et un point vérifié. Le pont 106 dépend de la composition du flux acide, mais il en bouge peu (de 7,0 à 10,9) ; ses facteurs EF ont été relus sur le jeu de données de la méthode publié par ÖKOBAU.DAT. Le pont 107 couvre un facteur dix, selon qu'on suit ReCiPe ou IMPACT World+. Le pont 116 applique la conversion d'IMPACT World+ à des CTUe calculés selon la variante EF d'USEtox, qui ne fixe pas les facteurs d'effet sur la même base. Il donne donc un ordre de grandeur, pas une valeur.</w:t>
       </w:r>
     </w:p>
     <w:p>
@@ -1922,7 +1922,7 @@
           <w:rFonts w:ascii="Calibri" w:hAnsi="Calibri"/>
           <w:sz w:val="20"/>
         </w:rPr>
-        <w:t>Recommandation de l'éditeur : adopter P5. Inat couvrirait alors toutes les pressions que décrit le RSEE, avec des facteurs ouverts et reproductibles, et une incertitude affichée. La note de méthode dirait en clair que l'écotoxicité à long terme des métaux n'est pas comptée. P5 remplace la recommandation de la première version du dossier, qui n'intégrait que l'eutrophisation terrestre : elle la contient. Elle lève aussi la réserve qui bloquait les seuils d'Inat et de Snat, puisque la pollution calculable est connue et faible. Reste à vérifier les facteurs EF de l'acidification avant l'adoption.</w:t>
+        <w:t>Recommandation de l'éditeur : adopter P5. Inat couvrirait alors toutes les pressions que décrit le RSEE, avec des facteurs ouverts et reproductibles, et une incertitude affichée. La note de méthode dirait en clair que l'écotoxicité à long terme des métaux n'est pas comptée. P5 remplace la recommandation de la première version du dossier, qui n'intégrait que l'eutrophisation terrestre : elle la contient. Elle lève aussi la réserve qui bloquait les seuils d'Inat et de Snat, puisque la pollution calculable est connue et faible.</w:t>
       </w:r>
     </w:p>
     <w:p>
@@ -2314,7 +2314,7 @@
                 <w:rFonts w:ascii="Calibri" w:hAnsi="Calibri"/>
                 <w:sz w:val="20"/>
               </w:rPr>
-              <w:t>ReCiPe 2016 v1.1 (acidification terrestre, densité d'espèces) ; facteurs EF de dépassement cumulé</w:t>
+              <w:t>ReCiPe 2016 v1.1 (acidification terrestre, densité d'espèces) ; facteurs EF de dépassement cumulé (ÖKOBAU.DAT 01.03.010)</w:t>
             </w:r>
           </w:p>
         </w:tc>
